--- a/Практика1Андроид.docx
+++ b/Практика1Андроид.docx
@@ -312,7 +312,7 @@
                 </mc:Choice>
                 <mc:Fallback>
                   <w:pict>
-                    <v:shape w14:anchorId="682E2940" id="Полилиния 2" o:spid="_x0000_s1026" style="width:479.5pt;height:3.7pt;visibility:visible;mso-wrap-style:square;mso-left-percent:-10001;mso-top-percent:-10001;mso-position-horizontal:absolute;mso-position-horizontal-relative:char;mso-position-vertical:absolute;mso-position-vertical-relative:line;mso-left-percent:-10001;mso-top-percent:-10001;v-text-anchor:top" coordsize="21600,21600" o:gfxdata="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" path="m,l21600,21600e" filled="f" strokeweight="1.06mm">
+                    <v:shape w14:anchorId="08D1CC56" id="Полилиния 2" o:spid="_x0000_s1026" style="width:479.5pt;height:3.7pt;visibility:visible;mso-wrap-style:square;mso-left-percent:-10001;mso-top-percent:-10001;mso-position-horizontal:absolute;mso-position-horizontal-relative:char;mso-position-vertical:absolute;mso-position-vertical-relative:line;mso-left-percent:-10001;mso-top-percent:-10001;v-text-anchor:top" coordsize="21600,21600" o:gfxdata="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" path="m,l21600,21600e" filled="f" strokeweight="1.06mm">
                       <v:path arrowok="t" o:connecttype="custom" o:connectlocs="0,0;6089650,46990" o:connectangles="0,0"/>
                       <w10:anchorlock/>
                     </v:shape>
@@ -482,9 +482,9 @@
                 <w:b/>
                 <w:sz w:val="28"/>
                 <w:szCs w:val="28"/>
-                <w:lang w:val="en-US" w:eastAsia="en-US"/>
-              </w:rPr>
-              <w:t>___</w:t>
+                <w:lang w:eastAsia="en-US"/>
+              </w:rPr>
+              <w:t>1</w:t>
             </w:r>
           </w:p>
         </w:tc>
@@ -707,7 +707,16 @@
                 <w:szCs w:val="24"/>
                 <w:lang w:eastAsia="en-US"/>
               </w:rPr>
-              <w:t>Выполнил студент группы ____________</w:t>
+              <w:t xml:space="preserve">Выполнил студент группы </w:t>
+            </w:r>
+            <w:r>
+              <w:rPr>
+                <w:rFonts w:ascii="Times New Roman" w:eastAsia="Times New Roman" w:hAnsi="Times New Roman"/>
+                <w:sz w:val="24"/>
+                <w:szCs w:val="24"/>
+                <w:lang w:eastAsia="en-US"/>
+              </w:rPr>
+              <w:t>УНБО-07-24</w:t>
             </w:r>
           </w:p>
           <w:p>
@@ -1245,27 +1254,218 @@
           <w:szCs w:val="32"/>
         </w:rPr>
         <w:lastRenderedPageBreak/>
-        <w:t>Практическая 1.1</w:t>
-      </w:r>
-    </w:p>
-    <w:p>
-      <w:pPr>
-        <w:jc w:val="center"/>
+        <w:t xml:space="preserve">Практическая </w:t>
+      </w:r>
+      <w:r>
         <w:rPr>
           <w:rFonts w:ascii="Times New Roman" w:hAnsi="Times New Roman"/>
           <w:b/>
           <w:sz w:val="32"/>
           <w:szCs w:val="32"/>
         </w:rPr>
-      </w:pPr>
-      <w:r>
-        <w:rPr>
-          <w:noProof/>
+        <w:t>1.1</w:t>
+      </w:r>
+    </w:p>
+    <w:p/>
+    <w:p>
+      <w:pPr>
+        <w:ind w:firstLine="708"/>
+        <w:rPr>
+          <w:rFonts w:ascii="Times New Roman" w:hAnsi="Times New Roman"/>
+          <w:sz w:val="28"/>
+          <w:szCs w:val="28"/>
+        </w:rPr>
+      </w:pPr>
+      <w:r>
+        <w:rPr>
+          <w:rFonts w:ascii="Times New Roman" w:hAnsi="Times New Roman"/>
+          <w:sz w:val="28"/>
+          <w:szCs w:val="28"/>
+        </w:rPr>
+        <w:t xml:space="preserve">В рамках первой части работы был создан новый проект </w:t>
+      </w:r>
+      <w:proofErr w:type="spellStart"/>
+      <w:r>
+        <w:rPr>
+          <w:rFonts w:ascii="Times New Roman" w:hAnsi="Times New Roman"/>
+          <w:sz w:val="28"/>
+          <w:szCs w:val="28"/>
+        </w:rPr>
+        <w:t>Android</w:t>
+      </w:r>
+      <w:proofErr w:type="spellEnd"/>
+      <w:r>
+        <w:rPr>
+          <w:rFonts w:ascii="Times New Roman" w:hAnsi="Times New Roman"/>
+          <w:sz w:val="28"/>
+          <w:szCs w:val="28"/>
+        </w:rPr>
+        <w:t>, в названии</w:t>
+      </w:r>
+      <w:r>
+        <w:rPr>
+          <w:rFonts w:ascii="Times New Roman" w:hAnsi="Times New Roman"/>
+          <w:sz w:val="28"/>
+          <w:szCs w:val="28"/>
+        </w:rPr>
+        <w:t xml:space="preserve"> </w:t>
+      </w:r>
+      <w:r>
+        <w:rPr>
+          <w:rFonts w:ascii="Times New Roman" w:hAnsi="Times New Roman"/>
+          <w:sz w:val="28"/>
+          <w:szCs w:val="28"/>
+        </w:rPr>
+        <w:t>которого указаны мои инициалы. В ф</w:t>
+      </w:r>
+      <w:r>
+        <w:rPr>
+          <w:rFonts w:ascii="Times New Roman" w:hAnsi="Times New Roman"/>
+          <w:sz w:val="28"/>
+          <w:szCs w:val="28"/>
+        </w:rPr>
+        <w:t xml:space="preserve">айлах разметки были реализованы </w:t>
+      </w:r>
+      <w:r>
+        <w:rPr>
+          <w:rFonts w:ascii="Times New Roman" w:hAnsi="Times New Roman"/>
+          <w:sz w:val="28"/>
+          <w:szCs w:val="28"/>
+        </w:rPr>
+        <w:t>пользовательские интерфейсы с использованием</w:t>
+      </w:r>
+      <w:r>
+        <w:rPr>
+          <w:rFonts w:ascii="Times New Roman" w:hAnsi="Times New Roman"/>
+          <w:sz w:val="28"/>
+          <w:szCs w:val="28"/>
+        </w:rPr>
+        <w:t xml:space="preserve"> базовых компонентов: текстовые </w:t>
+      </w:r>
+      <w:r>
+        <w:rPr>
+          <w:rFonts w:ascii="Times New Roman" w:hAnsi="Times New Roman"/>
+          <w:sz w:val="28"/>
+          <w:szCs w:val="28"/>
+        </w:rPr>
+        <w:t>надписи (</w:t>
+      </w:r>
+      <w:proofErr w:type="spellStart"/>
+      <w:r>
+        <w:rPr>
+          <w:rFonts w:ascii="Times New Roman" w:hAnsi="Times New Roman"/>
+          <w:sz w:val="28"/>
+          <w:szCs w:val="28"/>
+        </w:rPr>
+        <w:t>TextView</w:t>
+      </w:r>
+      <w:proofErr w:type="spellEnd"/>
+      <w:r>
+        <w:rPr>
+          <w:rFonts w:ascii="Times New Roman" w:hAnsi="Times New Roman"/>
+          <w:sz w:val="28"/>
+          <w:szCs w:val="28"/>
+        </w:rPr>
+        <w:t>), кнопка (</w:t>
+      </w:r>
+      <w:proofErr w:type="spellStart"/>
+      <w:r>
+        <w:rPr>
+          <w:rFonts w:ascii="Times New Roman" w:hAnsi="Times New Roman"/>
+          <w:sz w:val="28"/>
+          <w:szCs w:val="28"/>
+        </w:rPr>
+        <w:t>Button</w:t>
+      </w:r>
+      <w:proofErr w:type="spellEnd"/>
+      <w:r>
+        <w:rPr>
+          <w:rFonts w:ascii="Times New Roman" w:hAnsi="Times New Roman"/>
+          <w:sz w:val="28"/>
+          <w:szCs w:val="28"/>
+        </w:rPr>
+        <w:t>), поле для ввода текста (</w:t>
+      </w:r>
+      <w:proofErr w:type="spellStart"/>
+      <w:r>
+        <w:rPr>
+          <w:rFonts w:ascii="Times New Roman" w:hAnsi="Times New Roman"/>
+          <w:sz w:val="28"/>
+          <w:szCs w:val="28"/>
+        </w:rPr>
+        <w:t>EditText</w:t>
+      </w:r>
+      <w:proofErr w:type="spellEnd"/>
+      <w:r>
+        <w:rPr>
+          <w:rFonts w:ascii="Times New Roman" w:hAnsi="Times New Roman"/>
+          <w:sz w:val="28"/>
+          <w:szCs w:val="28"/>
+        </w:rPr>
+        <w:t>) и изображение (</w:t>
+      </w:r>
+      <w:proofErr w:type="spellStart"/>
+      <w:r>
+        <w:rPr>
+          <w:rFonts w:ascii="Times New Roman" w:hAnsi="Times New Roman"/>
+          <w:sz w:val="28"/>
+          <w:szCs w:val="28"/>
+        </w:rPr>
+        <w:t>ImageView</w:t>
+      </w:r>
+      <w:proofErr w:type="spellEnd"/>
+      <w:r>
+        <w:rPr>
+          <w:rFonts w:ascii="Times New Roman" w:hAnsi="Times New Roman"/>
+          <w:sz w:val="28"/>
+          <w:szCs w:val="28"/>
+        </w:rPr>
+        <w:t>). Расположение элементов</w:t>
+      </w:r>
+      <w:r>
+        <w:rPr>
+          <w:rFonts w:ascii="Times New Roman" w:hAnsi="Times New Roman"/>
+          <w:sz w:val="28"/>
+          <w:szCs w:val="28"/>
+        </w:rPr>
+        <w:t xml:space="preserve"> было настроено для корректного </w:t>
+      </w:r>
+      <w:r>
+        <w:rPr>
+          <w:rFonts w:ascii="Times New Roman" w:hAnsi="Times New Roman"/>
+          <w:sz w:val="28"/>
+          <w:szCs w:val="28"/>
+        </w:rPr>
+        <w:t>отображения на экране мобильного устройства.</w:t>
+      </w:r>
+    </w:p>
+    <w:p>
+      <w:pPr>
+        <w:ind w:firstLine="708"/>
+        <w:rPr>
+          <w:rFonts w:ascii="Times New Roman" w:hAnsi="Times New Roman"/>
+          <w:sz w:val="28"/>
+          <w:szCs w:val="28"/>
+        </w:rPr>
+      </w:pPr>
+      <w:r>
+        <w:rPr>
+          <w:rFonts w:ascii="Times New Roman" w:hAnsi="Times New Roman"/>
+          <w:sz w:val="28"/>
+          <w:szCs w:val="28"/>
         </w:rPr>
         <w:drawing>
-          <wp:inline distT="0" distB="0" distL="0" distR="0" wp14:anchorId="1BA76DD7" wp14:editId="012D9AFD">
-            <wp:extent cx="5940425" cy="5310505"/>
-            <wp:effectExtent l="0" t="0" r="3175" b="4445"/>
+          <wp:anchor distT="0" distB="0" distL="114300" distR="114300" simplePos="0" relativeHeight="251658240" behindDoc="0" locked="0" layoutInCell="1" allowOverlap="1" wp14:anchorId="4E5FB260" wp14:editId="484AF9F8">
+            <wp:simplePos x="0" y="0"/>
+            <wp:positionH relativeFrom="page">
+              <wp:align>center</wp:align>
+            </wp:positionH>
+            <wp:positionV relativeFrom="paragraph">
+              <wp:posOffset>196215</wp:posOffset>
+            </wp:positionV>
+            <wp:extent cx="5940425" cy="4012565"/>
+            <wp:effectExtent l="0" t="0" r="3175" b="6985"/>
+            <wp:wrapNone/>
             <wp:docPr id="3" name="Рисунок 3"/>
             <wp:cNvGraphicFramePr>
               <a:graphicFrameLocks xmlns:a="http://schemas.openxmlformats.org/drawingml/2006/main" noChangeAspect="1"/>
@@ -1278,482 +1478,7 @@
                     <pic:cNvPicPr/>
                   </pic:nvPicPr>
                   <pic:blipFill>
-                    <a:blip r:embed="rId5"/>
-                    <a:stretch>
-                      <a:fillRect/>
-                    </a:stretch>
-                  </pic:blipFill>
-                  <pic:spPr>
-                    <a:xfrm>
-                      <a:off x="0" y="0"/>
-                      <a:ext cx="5940425" cy="5310505"/>
-                    </a:xfrm>
-                    <a:prstGeom prst="rect">
-                      <a:avLst/>
-                    </a:prstGeom>
-                  </pic:spPr>
-                </pic:pic>
-              </a:graphicData>
-            </a:graphic>
-          </wp:inline>
-        </w:drawing>
-      </w:r>
-    </w:p>
-    <w:p>
-      <w:pPr>
-        <w:jc w:val="center"/>
-        <w:rPr>
-          <w:noProof/>
-        </w:rPr>
-      </w:pPr>
-    </w:p>
-    <w:p>
-      <w:pPr>
-        <w:jc w:val="center"/>
-        <w:rPr>
-          <w:rFonts w:ascii="Times New Roman" w:hAnsi="Times New Roman"/>
-          <w:b/>
-          <w:noProof/>
-          <w:sz w:val="32"/>
-          <w:szCs w:val="32"/>
-        </w:rPr>
-      </w:pPr>
-    </w:p>
-    <w:p>
-      <w:pPr>
-        <w:jc w:val="center"/>
-        <w:rPr>
-          <w:rFonts w:ascii="Times New Roman" w:hAnsi="Times New Roman"/>
-          <w:b/>
-          <w:noProof/>
-          <w:sz w:val="32"/>
-          <w:szCs w:val="32"/>
-        </w:rPr>
-      </w:pPr>
-    </w:p>
-    <w:p>
-      <w:pPr>
-        <w:jc w:val="center"/>
-        <w:rPr>
-          <w:rFonts w:ascii="Times New Roman" w:hAnsi="Times New Roman"/>
-          <w:b/>
-          <w:noProof/>
-          <w:sz w:val="32"/>
-          <w:szCs w:val="32"/>
-        </w:rPr>
-      </w:pPr>
-    </w:p>
-    <w:p>
-      <w:pPr>
-        <w:jc w:val="center"/>
-        <w:rPr>
-          <w:rFonts w:ascii="Times New Roman" w:hAnsi="Times New Roman"/>
-          <w:b/>
-          <w:noProof/>
-          <w:sz w:val="32"/>
-          <w:szCs w:val="32"/>
-        </w:rPr>
-      </w:pPr>
-    </w:p>
-    <w:p>
-      <w:pPr>
-        <w:jc w:val="center"/>
-        <w:rPr>
-          <w:rFonts w:ascii="Times New Roman" w:hAnsi="Times New Roman"/>
-          <w:b/>
-          <w:noProof/>
-          <w:sz w:val="32"/>
-          <w:szCs w:val="32"/>
-        </w:rPr>
-      </w:pPr>
-    </w:p>
-    <w:p>
-      <w:pPr>
-        <w:jc w:val="center"/>
-        <w:rPr>
-          <w:rFonts w:ascii="Times New Roman" w:hAnsi="Times New Roman"/>
-          <w:b/>
-          <w:noProof/>
-          <w:sz w:val="32"/>
-          <w:szCs w:val="32"/>
-        </w:rPr>
-      </w:pPr>
-    </w:p>
-    <w:p>
-      <w:pPr>
-        <w:jc w:val="center"/>
-        <w:rPr>
-          <w:rFonts w:ascii="Times New Roman" w:hAnsi="Times New Roman"/>
-          <w:b/>
-          <w:noProof/>
-          <w:sz w:val="32"/>
-          <w:szCs w:val="32"/>
-        </w:rPr>
-      </w:pPr>
-    </w:p>
-    <w:p>
-      <w:pPr>
-        <w:jc w:val="center"/>
-        <w:rPr>
-          <w:rFonts w:ascii="Times New Roman" w:hAnsi="Times New Roman"/>
-          <w:b/>
-          <w:noProof/>
-          <w:sz w:val="32"/>
-          <w:szCs w:val="32"/>
-        </w:rPr>
-      </w:pPr>
-    </w:p>
-    <w:p>
-      <w:pPr>
-        <w:jc w:val="center"/>
-        <w:rPr>
-          <w:rFonts w:ascii="Times New Roman" w:hAnsi="Times New Roman"/>
-          <w:b/>
-          <w:noProof/>
-          <w:sz w:val="32"/>
-          <w:szCs w:val="32"/>
-        </w:rPr>
-      </w:pPr>
-    </w:p>
-    <w:p>
-      <w:pPr>
-        <w:jc w:val="center"/>
-        <w:rPr>
-          <w:rFonts w:ascii="Times New Roman" w:hAnsi="Times New Roman"/>
-          <w:b/>
-          <w:noProof/>
-          <w:sz w:val="32"/>
-          <w:szCs w:val="32"/>
-        </w:rPr>
-      </w:pPr>
-      <w:r>
-        <w:rPr>
-          <w:rFonts w:ascii="Times New Roman" w:hAnsi="Times New Roman"/>
-          <w:b/>
-          <w:noProof/>
-          <w:sz w:val="32"/>
-          <w:szCs w:val="32"/>
-        </w:rPr>
-        <w:lastRenderedPageBreak/>
-        <w:t>Практическая 1.2</w:t>
-      </w:r>
-    </w:p>
-    <w:p>
-      <w:pPr>
-        <w:jc w:val="center"/>
-        <w:rPr>
-          <w:rFonts w:ascii="Times New Roman" w:hAnsi="Times New Roman"/>
-          <w:b/>
-          <w:noProof/>
-          <w:sz w:val="32"/>
-          <w:szCs w:val="32"/>
-        </w:rPr>
-      </w:pPr>
-      <w:r>
-        <w:rPr>
-          <w:rFonts w:ascii="Times New Roman" w:hAnsi="Times New Roman"/>
-          <w:b/>
-          <w:noProof/>
-          <w:sz w:val="32"/>
-          <w:szCs w:val="32"/>
-        </w:rPr>
-        <w:drawing>
-          <wp:inline distT="0" distB="0" distL="0" distR="0" wp14:anchorId="48168FAF" wp14:editId="36BDC4C2">
-            <wp:extent cx="4953000" cy="4498732"/>
-            <wp:effectExtent l="0" t="0" r="0" b="0"/>
-            <wp:docPr id="4" name="Рисунок 4"/>
-            <wp:cNvGraphicFramePr>
-              <a:graphicFrameLocks xmlns:a="http://schemas.openxmlformats.org/drawingml/2006/main" noChangeAspect="1"/>
-            </wp:cNvGraphicFramePr>
-            <a:graphic xmlns:a="http://schemas.openxmlformats.org/drawingml/2006/main">
-              <a:graphicData uri="http://schemas.openxmlformats.org/drawingml/2006/picture">
-                <pic:pic xmlns:pic="http://schemas.openxmlformats.org/drawingml/2006/picture">
-                  <pic:nvPicPr>
-                    <pic:cNvPr id="1" name=""/>
-                    <pic:cNvPicPr/>
-                  </pic:nvPicPr>
-                  <pic:blipFill>
-                    <a:blip r:embed="rId6"/>
-                    <a:stretch>
-                      <a:fillRect/>
-                    </a:stretch>
-                  </pic:blipFill>
-                  <pic:spPr>
-                    <a:xfrm>
-                      <a:off x="0" y="0"/>
-                      <a:ext cx="4961850" cy="4506771"/>
-                    </a:xfrm>
-                    <a:prstGeom prst="rect">
-                      <a:avLst/>
-                    </a:prstGeom>
-                  </pic:spPr>
-                </pic:pic>
-              </a:graphicData>
-            </a:graphic>
-          </wp:inline>
-        </w:drawing>
-      </w:r>
-    </w:p>
-    <w:p>
-      <w:pPr>
-        <w:jc w:val="center"/>
-        <w:rPr>
-          <w:noProof/>
-          <w:lang w:val="en-US"/>
-        </w:rPr>
-      </w:pPr>
-      <w:r>
-        <w:rPr>
-          <w:noProof/>
-          <w:lang w:val="en-US"/>
-        </w:rPr>
-        <w:drawing>
-          <wp:inline distT="0" distB="0" distL="0" distR="0" wp14:anchorId="5A00BD47" wp14:editId="21F96ABD">
-            <wp:extent cx="4156291" cy="4210050"/>
-            <wp:effectExtent l="0" t="0" r="7620" b="0"/>
-            <wp:docPr id="5" name="Рисунок 5"/>
-            <wp:cNvGraphicFramePr>
-              <a:graphicFrameLocks xmlns:a="http://schemas.openxmlformats.org/drawingml/2006/main" noChangeAspect="1"/>
-            </wp:cNvGraphicFramePr>
-            <a:graphic xmlns:a="http://schemas.openxmlformats.org/drawingml/2006/main">
-              <a:graphicData uri="http://schemas.openxmlformats.org/drawingml/2006/picture">
-                <pic:pic xmlns:pic="http://schemas.openxmlformats.org/drawingml/2006/picture">
-                  <pic:nvPicPr>
-                    <pic:cNvPr id="1" name=""/>
-                    <pic:cNvPicPr/>
-                  </pic:nvPicPr>
-                  <pic:blipFill>
-                    <a:blip r:embed="rId7"/>
-                    <a:stretch>
-                      <a:fillRect/>
-                    </a:stretch>
-                  </pic:blipFill>
-                  <pic:spPr>
-                    <a:xfrm>
-                      <a:off x="0" y="0"/>
-                      <a:ext cx="4156291" cy="4210050"/>
-                    </a:xfrm>
-                    <a:prstGeom prst="rect">
-                      <a:avLst/>
-                    </a:prstGeom>
-                  </pic:spPr>
-                </pic:pic>
-              </a:graphicData>
-            </a:graphic>
-          </wp:inline>
-        </w:drawing>
-      </w:r>
-    </w:p>
-    <w:p>
-      <w:pPr>
-        <w:jc w:val="center"/>
-        <w:rPr>
-          <w:rFonts w:ascii="Times New Roman" w:hAnsi="Times New Roman"/>
-          <w:b/>
-          <w:sz w:val="32"/>
-          <w:szCs w:val="32"/>
-          <w:lang w:val="en-US"/>
-        </w:rPr>
-      </w:pPr>
-      <w:r>
-        <w:rPr>
-          <w:rFonts w:ascii="Times New Roman" w:hAnsi="Times New Roman"/>
-          <w:b/>
-          <w:sz w:val="32"/>
-          <w:szCs w:val="32"/>
-          <w:lang w:val="en-US"/>
-        </w:rPr>
-        <w:lastRenderedPageBreak/>
-        <w:drawing>
-          <wp:inline distT="0" distB="0" distL="0" distR="0" wp14:anchorId="3B610BEC" wp14:editId="15133022">
-            <wp:extent cx="5940425" cy="5927725"/>
-            <wp:effectExtent l="0" t="0" r="3175" b="0"/>
-            <wp:docPr id="7" name="Рисунок 7"/>
-            <wp:cNvGraphicFramePr>
-              <a:graphicFrameLocks xmlns:a="http://schemas.openxmlformats.org/drawingml/2006/main" noChangeAspect="1"/>
-            </wp:cNvGraphicFramePr>
-            <a:graphic xmlns:a="http://schemas.openxmlformats.org/drawingml/2006/main">
-              <a:graphicData uri="http://schemas.openxmlformats.org/drawingml/2006/picture">
-                <pic:pic xmlns:pic="http://schemas.openxmlformats.org/drawingml/2006/picture">
-                  <pic:nvPicPr>
-                    <pic:cNvPr id="1" name=""/>
-                    <pic:cNvPicPr/>
-                  </pic:nvPicPr>
-                  <pic:blipFill>
-                    <a:blip r:embed="rId8"/>
-                    <a:stretch>
-                      <a:fillRect/>
-                    </a:stretch>
-                  </pic:blipFill>
-                  <pic:spPr>
-                    <a:xfrm>
-                      <a:off x="0" y="0"/>
-                      <a:ext cx="5940425" cy="5927725"/>
-                    </a:xfrm>
-                    <a:prstGeom prst="rect">
-                      <a:avLst/>
-                    </a:prstGeom>
-                  </pic:spPr>
-                </pic:pic>
-              </a:graphicData>
-            </a:graphic>
-          </wp:inline>
-        </w:drawing>
-      </w:r>
-    </w:p>
-    <w:p>
-      <w:pPr>
-        <w:jc w:val="center"/>
-        <w:rPr>
-          <w:rFonts w:ascii="Times New Roman" w:hAnsi="Times New Roman"/>
-          <w:b/>
-          <w:sz w:val="32"/>
-          <w:szCs w:val="32"/>
-          <w:lang w:val="en-US"/>
-        </w:rPr>
-      </w:pPr>
-    </w:p>
-    <w:p>
-      <w:pPr>
-        <w:jc w:val="center"/>
-        <w:rPr>
-          <w:rFonts w:ascii="Times New Roman" w:hAnsi="Times New Roman"/>
-          <w:b/>
-          <w:sz w:val="32"/>
-          <w:szCs w:val="32"/>
-          <w:lang w:val="en-US"/>
-        </w:rPr>
-      </w:pPr>
-    </w:p>
-    <w:p>
-      <w:pPr>
-        <w:jc w:val="center"/>
-        <w:rPr>
-          <w:rFonts w:ascii="Times New Roman" w:hAnsi="Times New Roman"/>
-          <w:b/>
-          <w:sz w:val="32"/>
-          <w:szCs w:val="32"/>
-          <w:lang w:val="en-US"/>
-        </w:rPr>
-      </w:pPr>
-    </w:p>
-    <w:p>
-      <w:pPr>
-        <w:jc w:val="center"/>
-        <w:rPr>
-          <w:rFonts w:ascii="Times New Roman" w:hAnsi="Times New Roman"/>
-          <w:b/>
-          <w:sz w:val="32"/>
-          <w:szCs w:val="32"/>
-          <w:lang w:val="en-US"/>
-        </w:rPr>
-      </w:pPr>
-    </w:p>
-    <w:p>
-      <w:pPr>
-        <w:jc w:val="center"/>
-        <w:rPr>
-          <w:rFonts w:ascii="Times New Roman" w:hAnsi="Times New Roman"/>
-          <w:b/>
-          <w:sz w:val="32"/>
-          <w:szCs w:val="32"/>
-          <w:lang w:val="en-US"/>
-        </w:rPr>
-      </w:pPr>
-    </w:p>
-    <w:p>
-      <w:pPr>
-        <w:jc w:val="center"/>
-        <w:rPr>
-          <w:rFonts w:ascii="Times New Roman" w:hAnsi="Times New Roman"/>
-          <w:b/>
-          <w:sz w:val="32"/>
-          <w:szCs w:val="32"/>
-          <w:lang w:val="en-US"/>
-        </w:rPr>
-      </w:pPr>
-    </w:p>
-    <w:p>
-      <w:pPr>
-        <w:jc w:val="center"/>
-        <w:rPr>
-          <w:rFonts w:ascii="Times New Roman" w:hAnsi="Times New Roman"/>
-          <w:b/>
-          <w:sz w:val="32"/>
-          <w:szCs w:val="32"/>
-          <w:lang w:val="en-US"/>
-        </w:rPr>
-      </w:pPr>
-    </w:p>
-    <w:p>
-      <w:pPr>
-        <w:jc w:val="center"/>
-        <w:rPr>
-          <w:rFonts w:ascii="Times New Roman" w:hAnsi="Times New Roman"/>
-          <w:b/>
-          <w:sz w:val="32"/>
-          <w:szCs w:val="32"/>
-          <w:lang w:val="en-US"/>
-        </w:rPr>
-      </w:pPr>
-    </w:p>
-    <w:p>
-      <w:pPr>
-        <w:jc w:val="center"/>
-        <w:rPr>
-          <w:rFonts w:ascii="Times New Roman" w:hAnsi="Times New Roman"/>
-          <w:b/>
-          <w:sz w:val="32"/>
-          <w:szCs w:val="32"/>
-          <w:lang w:val="en-US"/>
-        </w:rPr>
-      </w:pPr>
-    </w:p>
-    <w:p>
-      <w:pPr>
-        <w:jc w:val="center"/>
-        <w:rPr>
-          <w:rFonts w:ascii="Times New Roman" w:hAnsi="Times New Roman"/>
-          <w:b/>
-          <w:sz w:val="32"/>
-          <w:szCs w:val="32"/>
-          <w:lang w:val="en-US"/>
-        </w:rPr>
-      </w:pPr>
-      <w:r>
-        <w:rPr>
-          <w:rFonts w:ascii="Times New Roman" w:hAnsi="Times New Roman"/>
-          <w:b/>
-          <w:sz w:val="32"/>
-          <w:szCs w:val="32"/>
-          <w:lang w:val="en-US"/>
-        </w:rPr>
-        <w:lastRenderedPageBreak/>
-        <w:drawing>
-          <wp:anchor distT="0" distB="0" distL="114300" distR="114300" simplePos="0" relativeHeight="251659264" behindDoc="0" locked="0" layoutInCell="1" allowOverlap="1" wp14:anchorId="05B6330A" wp14:editId="39D0A7FA">
-            <wp:simplePos x="0" y="0"/>
-            <wp:positionH relativeFrom="page">
-              <wp:posOffset>932180</wp:posOffset>
-            </wp:positionH>
-            <wp:positionV relativeFrom="paragraph">
-              <wp:posOffset>-624840</wp:posOffset>
-            </wp:positionV>
-            <wp:extent cx="5940425" cy="5810714"/>
-            <wp:effectExtent l="0" t="0" r="3175" b="0"/>
-            <wp:wrapNone/>
-            <wp:docPr id="6" name="Рисунок 6"/>
-            <wp:cNvGraphicFramePr>
-              <a:graphicFrameLocks xmlns:a="http://schemas.openxmlformats.org/drawingml/2006/main" noChangeAspect="1"/>
-            </wp:cNvGraphicFramePr>
-            <a:graphic xmlns:a="http://schemas.openxmlformats.org/drawingml/2006/main">
-              <a:graphicData uri="http://schemas.openxmlformats.org/drawingml/2006/picture">
-                <pic:pic xmlns:pic="http://schemas.openxmlformats.org/drawingml/2006/picture">
-                  <pic:nvPicPr>
-                    <pic:cNvPr id="1" name=""/>
-                    <pic:cNvPicPr/>
-                  </pic:nvPicPr>
-                  <pic:blipFill>
-                    <a:blip r:embed="rId9">
+                    <a:blip r:embed="rId5">
                       <a:extLst>
                         <a:ext uri="{28A0092B-C50C-407E-A947-70E740481C1C}">
                           <a14:useLocalDpi xmlns:a14="http://schemas.microsoft.com/office/drawing/2010/main" val="0"/>
@@ -1767,7 +1492,7 @@
                   <pic:spPr>
                     <a:xfrm>
                       <a:off x="0" y="0"/>
-                      <a:ext cx="5940425" cy="5810714"/>
+                      <a:ext cx="5940425" cy="4012565"/>
                     </a:xfrm>
                     <a:prstGeom prst="rect">
                       <a:avLst/>
@@ -1788,338 +1513,450 @@
     </w:p>
     <w:p>
       <w:pPr>
+        <w:ind w:firstLine="708"/>
+        <w:rPr>
+          <w:rFonts w:ascii="Times New Roman" w:hAnsi="Times New Roman"/>
+          <w:sz w:val="28"/>
+          <w:szCs w:val="28"/>
+        </w:rPr>
+      </w:pPr>
+    </w:p>
+    <w:p>
+      <w:pPr>
+        <w:ind w:firstLine="708"/>
+        <w:rPr>
+          <w:rFonts w:ascii="Times New Roman" w:hAnsi="Times New Roman"/>
+          <w:sz w:val="28"/>
+          <w:szCs w:val="28"/>
+        </w:rPr>
+      </w:pPr>
+    </w:p>
+    <w:p>
+      <w:pPr>
+        <w:ind w:firstLine="708"/>
+        <w:rPr>
+          <w:rFonts w:ascii="Times New Roman" w:hAnsi="Times New Roman"/>
+          <w:sz w:val="28"/>
+          <w:szCs w:val="28"/>
+        </w:rPr>
+      </w:pPr>
+    </w:p>
+    <w:p>
+      <w:pPr>
+        <w:ind w:firstLine="708"/>
+        <w:rPr>
+          <w:rFonts w:ascii="Times New Roman" w:hAnsi="Times New Roman"/>
+          <w:sz w:val="28"/>
+          <w:szCs w:val="28"/>
+        </w:rPr>
+      </w:pPr>
+    </w:p>
+    <w:p>
+      <w:pPr>
+        <w:ind w:firstLine="708"/>
+        <w:rPr>
+          <w:rFonts w:ascii="Times New Roman" w:hAnsi="Times New Roman"/>
+          <w:sz w:val="28"/>
+          <w:szCs w:val="28"/>
+        </w:rPr>
+      </w:pPr>
+    </w:p>
+    <w:p>
+      <w:pPr>
+        <w:ind w:firstLine="708"/>
+        <w:rPr>
+          <w:rFonts w:ascii="Times New Roman" w:hAnsi="Times New Roman"/>
+          <w:sz w:val="28"/>
+          <w:szCs w:val="28"/>
+        </w:rPr>
+      </w:pPr>
+    </w:p>
+    <w:p>
+      <w:pPr>
+        <w:ind w:firstLine="708"/>
+        <w:rPr>
+          <w:rFonts w:ascii="Times New Roman" w:hAnsi="Times New Roman"/>
+          <w:sz w:val="28"/>
+          <w:szCs w:val="28"/>
+        </w:rPr>
+      </w:pPr>
+    </w:p>
+    <w:p>
+      <w:pPr>
+        <w:ind w:firstLine="708"/>
+        <w:rPr>
+          <w:rFonts w:ascii="Times New Roman" w:hAnsi="Times New Roman"/>
+          <w:sz w:val="28"/>
+          <w:szCs w:val="28"/>
+        </w:rPr>
+      </w:pPr>
+    </w:p>
+    <w:p>
+      <w:pPr>
+        <w:ind w:firstLine="708"/>
+        <w:rPr>
+          <w:rFonts w:ascii="Times New Roman" w:hAnsi="Times New Roman"/>
+          <w:sz w:val="28"/>
+          <w:szCs w:val="28"/>
+        </w:rPr>
+      </w:pPr>
+    </w:p>
+    <w:p>
+      <w:pPr>
+        <w:ind w:firstLine="708"/>
+        <w:rPr>
+          <w:rFonts w:ascii="Times New Roman" w:hAnsi="Times New Roman"/>
+          <w:sz w:val="28"/>
+          <w:szCs w:val="28"/>
+        </w:rPr>
+      </w:pPr>
+    </w:p>
+    <w:p>
+      <w:pPr>
+        <w:ind w:firstLine="708"/>
+        <w:rPr>
+          <w:rFonts w:ascii="Times New Roman" w:hAnsi="Times New Roman"/>
+          <w:sz w:val="28"/>
+          <w:szCs w:val="28"/>
+        </w:rPr>
+      </w:pPr>
+    </w:p>
+    <w:p>
+      <w:pPr>
+        <w:ind w:firstLine="708"/>
+        <w:rPr>
+          <w:rFonts w:ascii="Times New Roman" w:hAnsi="Times New Roman"/>
+          <w:sz w:val="28"/>
+          <w:szCs w:val="28"/>
+        </w:rPr>
+      </w:pPr>
+    </w:p>
+    <w:p>
+      <w:pPr>
+        <w:ind w:firstLine="708"/>
+        <w:rPr>
+          <w:rFonts w:ascii="Times New Roman" w:hAnsi="Times New Roman"/>
+          <w:sz w:val="28"/>
+          <w:szCs w:val="28"/>
+        </w:rPr>
+      </w:pPr>
+    </w:p>
+    <w:p>
+      <w:pPr>
+        <w:ind w:firstLine="708"/>
+        <w:rPr>
+          <w:rFonts w:ascii="Times New Roman" w:hAnsi="Times New Roman"/>
+          <w:sz w:val="28"/>
+          <w:szCs w:val="28"/>
+        </w:rPr>
+      </w:pPr>
+    </w:p>
+    <w:p>
+      <w:pPr>
+        <w:ind w:firstLine="708"/>
         <w:jc w:val="center"/>
         <w:rPr>
           <w:rFonts w:ascii="Times New Roman" w:hAnsi="Times New Roman"/>
           <w:b/>
           <w:sz w:val="32"/>
           <w:szCs w:val="32"/>
-          <w:lang w:val="en-US"/>
-        </w:rPr>
-      </w:pPr>
-    </w:p>
-    <w:p>
-      <w:pPr>
-        <w:jc w:val="center"/>
+        </w:rPr>
+      </w:pPr>
+      <w:r>
         <w:rPr>
           <w:rFonts w:ascii="Times New Roman" w:hAnsi="Times New Roman"/>
           <w:b/>
           <w:sz w:val="32"/>
           <w:szCs w:val="32"/>
-          <w:lang w:val="en-US"/>
-        </w:rPr>
-      </w:pPr>
-    </w:p>
-    <w:p>
-      <w:pPr>
-        <w:jc w:val="center"/>
-        <w:rPr>
-          <w:rFonts w:ascii="Times New Roman" w:hAnsi="Times New Roman"/>
-          <w:b/>
-          <w:sz w:val="32"/>
-          <w:szCs w:val="32"/>
-          <w:lang w:val="en-US"/>
-        </w:rPr>
-      </w:pPr>
-    </w:p>
-    <w:p>
-      <w:pPr>
-        <w:jc w:val="center"/>
-        <w:rPr>
-          <w:rFonts w:ascii="Times New Roman" w:hAnsi="Times New Roman"/>
-          <w:b/>
-          <w:sz w:val="32"/>
-          <w:szCs w:val="32"/>
-          <w:lang w:val="en-US"/>
-        </w:rPr>
-      </w:pPr>
-    </w:p>
-    <w:p>
-      <w:pPr>
-        <w:jc w:val="center"/>
-        <w:rPr>
-          <w:rFonts w:ascii="Times New Roman" w:hAnsi="Times New Roman"/>
-          <w:b/>
-          <w:sz w:val="32"/>
-          <w:szCs w:val="32"/>
-          <w:lang w:val="en-US"/>
-        </w:rPr>
-      </w:pPr>
-    </w:p>
-    <w:p>
-      <w:pPr>
-        <w:jc w:val="center"/>
-        <w:rPr>
-          <w:rFonts w:ascii="Times New Roman" w:hAnsi="Times New Roman"/>
-          <w:b/>
-          <w:sz w:val="32"/>
-          <w:szCs w:val="32"/>
-          <w:lang w:val="en-US"/>
-        </w:rPr>
-      </w:pPr>
-    </w:p>
-    <w:p>
-      <w:pPr>
-        <w:jc w:val="center"/>
-        <w:rPr>
-          <w:rFonts w:ascii="Times New Roman" w:hAnsi="Times New Roman"/>
-          <w:b/>
-          <w:sz w:val="32"/>
-          <w:szCs w:val="32"/>
-          <w:lang w:val="en-US"/>
-        </w:rPr>
-      </w:pPr>
-    </w:p>
-    <w:p>
-      <w:pPr>
-        <w:jc w:val="center"/>
-        <w:rPr>
-          <w:rFonts w:ascii="Times New Roman" w:hAnsi="Times New Roman"/>
-          <w:b/>
-          <w:sz w:val="32"/>
-          <w:szCs w:val="32"/>
-          <w:lang w:val="en-US"/>
-        </w:rPr>
-      </w:pPr>
-    </w:p>
-    <w:p>
-      <w:pPr>
-        <w:jc w:val="center"/>
-        <w:rPr>
-          <w:rFonts w:ascii="Times New Roman" w:hAnsi="Times New Roman"/>
-          <w:b/>
-          <w:sz w:val="32"/>
-          <w:szCs w:val="32"/>
-          <w:lang w:val="en-US"/>
-        </w:rPr>
-      </w:pPr>
-    </w:p>
-    <w:p>
-      <w:pPr>
-        <w:jc w:val="center"/>
-        <w:rPr>
-          <w:rFonts w:ascii="Times New Roman" w:hAnsi="Times New Roman"/>
-          <w:b/>
-          <w:sz w:val="32"/>
-          <w:szCs w:val="32"/>
-          <w:lang w:val="en-US"/>
-        </w:rPr>
-      </w:pPr>
-    </w:p>
-    <w:p>
-      <w:pPr>
-        <w:jc w:val="center"/>
-        <w:rPr>
-          <w:rFonts w:ascii="Times New Roman" w:hAnsi="Times New Roman"/>
-          <w:b/>
-          <w:sz w:val="32"/>
-          <w:szCs w:val="32"/>
-          <w:lang w:val="en-US"/>
-        </w:rPr>
-      </w:pPr>
-    </w:p>
-    <w:p>
-      <w:pPr>
-        <w:jc w:val="center"/>
-        <w:rPr>
-          <w:rFonts w:ascii="Times New Roman" w:hAnsi="Times New Roman"/>
-          <w:b/>
-          <w:sz w:val="32"/>
-          <w:szCs w:val="32"/>
-          <w:lang w:val="en-US"/>
-        </w:rPr>
-      </w:pPr>
-    </w:p>
-    <w:p>
-      <w:pPr>
-        <w:jc w:val="center"/>
-        <w:rPr>
-          <w:rFonts w:ascii="Times New Roman" w:hAnsi="Times New Roman"/>
-          <w:b/>
-          <w:sz w:val="32"/>
-          <w:szCs w:val="32"/>
-          <w:lang w:val="en-US"/>
-        </w:rPr>
-      </w:pPr>
-    </w:p>
-    <w:p>
-      <w:pPr>
-        <w:jc w:val="center"/>
-        <w:rPr>
-          <w:rFonts w:ascii="Times New Roman" w:hAnsi="Times New Roman"/>
-          <w:b/>
-          <w:sz w:val="32"/>
-          <w:szCs w:val="32"/>
-          <w:lang w:val="en-US"/>
-        </w:rPr>
-      </w:pPr>
-    </w:p>
-    <w:p>
-      <w:pPr>
-        <w:jc w:val="center"/>
-        <w:rPr>
-          <w:rFonts w:ascii="Times New Roman" w:hAnsi="Times New Roman"/>
-          <w:b/>
-          <w:sz w:val="32"/>
-          <w:szCs w:val="32"/>
-          <w:lang w:val="en-US"/>
-        </w:rPr>
-      </w:pPr>
-    </w:p>
-    <w:p>
-      <w:pPr>
-        <w:jc w:val="center"/>
-        <w:rPr>
-          <w:rFonts w:ascii="Times New Roman" w:hAnsi="Times New Roman"/>
-          <w:b/>
-          <w:sz w:val="32"/>
-          <w:szCs w:val="32"/>
-          <w:lang w:val="en-US"/>
-        </w:rPr>
-      </w:pPr>
-    </w:p>
-    <w:p>
-      <w:pPr>
-        <w:jc w:val="center"/>
-        <w:rPr>
-          <w:rFonts w:ascii="Times New Roman" w:hAnsi="Times New Roman"/>
-          <w:b/>
-          <w:sz w:val="32"/>
-          <w:szCs w:val="32"/>
-          <w:lang w:val="en-US"/>
-        </w:rPr>
-      </w:pPr>
-    </w:p>
-    <w:p>
-      <w:pPr>
-        <w:jc w:val="center"/>
-        <w:rPr>
-          <w:rFonts w:ascii="Times New Roman" w:hAnsi="Times New Roman"/>
-          <w:b/>
-          <w:sz w:val="32"/>
-          <w:szCs w:val="32"/>
-          <w:lang w:val="en-US"/>
-        </w:rPr>
-      </w:pPr>
-    </w:p>
-    <w:p>
-      <w:pPr>
-        <w:jc w:val="center"/>
-        <w:rPr>
-          <w:rFonts w:ascii="Times New Roman" w:hAnsi="Times New Roman"/>
-          <w:b/>
-          <w:sz w:val="32"/>
-          <w:szCs w:val="32"/>
-          <w:lang w:val="en-US"/>
-        </w:rPr>
-      </w:pPr>
-    </w:p>
-    <w:p>
-      <w:pPr>
-        <w:jc w:val="center"/>
-        <w:rPr>
-          <w:rFonts w:ascii="Times New Roman" w:hAnsi="Times New Roman"/>
-          <w:b/>
-          <w:sz w:val="32"/>
-          <w:szCs w:val="32"/>
-          <w:lang w:val="en-US"/>
-        </w:rPr>
-      </w:pPr>
-    </w:p>
-    <w:p>
-      <w:pPr>
-        <w:jc w:val="center"/>
-        <w:rPr>
-          <w:rFonts w:ascii="Times New Roman" w:hAnsi="Times New Roman"/>
-          <w:b/>
-          <w:sz w:val="32"/>
-          <w:szCs w:val="32"/>
-          <w:lang w:val="en-US"/>
-        </w:rPr>
-      </w:pPr>
-    </w:p>
-    <w:p>
-      <w:pPr>
-        <w:jc w:val="center"/>
-        <w:rPr>
-          <w:rFonts w:ascii="Times New Roman" w:hAnsi="Times New Roman"/>
-          <w:b/>
-          <w:sz w:val="32"/>
-          <w:szCs w:val="32"/>
-          <w:lang w:val="en-US"/>
-        </w:rPr>
-      </w:pPr>
-    </w:p>
-    <w:p>
-      <w:pPr>
-        <w:jc w:val="center"/>
-        <w:rPr>
-          <w:rFonts w:ascii="Times New Roman" w:hAnsi="Times New Roman"/>
-          <w:b/>
-          <w:sz w:val="32"/>
-          <w:szCs w:val="32"/>
-          <w:lang w:val="en-US"/>
-        </w:rPr>
-      </w:pPr>
-    </w:p>
-    <w:p>
-      <w:pPr>
-        <w:jc w:val="center"/>
-        <w:rPr>
-          <w:rFonts w:ascii="Times New Roman" w:hAnsi="Times New Roman"/>
-          <w:b/>
-          <w:sz w:val="32"/>
-          <w:szCs w:val="32"/>
-          <w:lang w:val="en-US"/>
-        </w:rPr>
-      </w:pPr>
-    </w:p>
-    <w:p>
-      <w:pPr>
-        <w:jc w:val="center"/>
-        <w:rPr>
-          <w:rFonts w:ascii="Times New Roman" w:hAnsi="Times New Roman"/>
-          <w:b/>
-          <w:sz w:val="32"/>
-          <w:szCs w:val="32"/>
-          <w:lang w:val="en-US"/>
-        </w:rPr>
-      </w:pPr>
-    </w:p>
-    <w:p>
-      <w:pPr>
-        <w:jc w:val="center"/>
-        <w:rPr>
-          <w:rFonts w:ascii="Times New Roman" w:hAnsi="Times New Roman"/>
-          <w:b/>
-          <w:sz w:val="32"/>
-          <w:szCs w:val="32"/>
-          <w:lang w:val="en-US"/>
-        </w:rPr>
-      </w:pPr>
-      <w:bookmarkStart w:id="0" w:name="_GoBack"/>
-      <w:r>
-        <w:rPr>
-          <w:rFonts w:ascii="Times New Roman" w:hAnsi="Times New Roman"/>
-          <w:b/>
-          <w:sz w:val="32"/>
-          <w:szCs w:val="32"/>
-          <w:lang w:val="en-US"/>
+        </w:rPr>
+        <w:t>Практическая 1.2</w:t>
+      </w:r>
+    </w:p>
+    <w:p>
+      <w:pPr>
+        <w:ind w:firstLine="708"/>
+        <w:rPr>
+          <w:rFonts w:ascii="Times New Roman" w:hAnsi="Times New Roman"/>
+          <w:sz w:val="28"/>
+          <w:szCs w:val="28"/>
+        </w:rPr>
+      </w:pPr>
+    </w:p>
+    <w:p>
+      <w:pPr>
+        <w:ind w:firstLine="708"/>
+        <w:rPr>
+          <w:rFonts w:ascii="Times New Roman" w:hAnsi="Times New Roman"/>
+          <w:sz w:val="28"/>
+          <w:szCs w:val="28"/>
+        </w:rPr>
+      </w:pPr>
+      <w:r>
+        <w:rPr>
+          <w:rFonts w:ascii="Times New Roman" w:hAnsi="Times New Roman"/>
+          <w:sz w:val="28"/>
+          <w:szCs w:val="28"/>
+        </w:rPr>
+        <w:t>В ходе рабо</w:t>
+      </w:r>
+      <w:r>
+        <w:rPr>
+          <w:rFonts w:ascii="Times New Roman" w:hAnsi="Times New Roman"/>
+          <w:sz w:val="28"/>
+          <w:szCs w:val="28"/>
+        </w:rPr>
+        <w:t xml:space="preserve">ты были переопределены основные </w:t>
+      </w:r>
+      <w:r>
+        <w:rPr>
+          <w:rFonts w:ascii="Times New Roman" w:hAnsi="Times New Roman"/>
+          <w:sz w:val="28"/>
+          <w:szCs w:val="28"/>
+        </w:rPr>
+        <w:t>методы жизненного цикла активности, в каждый из них добавлена запись в лог с</w:t>
+      </w:r>
+      <w:r>
+        <w:rPr>
+          <w:rFonts w:ascii="Times New Roman" w:hAnsi="Times New Roman"/>
+          <w:sz w:val="28"/>
+          <w:szCs w:val="28"/>
+        </w:rPr>
+        <w:t xml:space="preserve"> </w:t>
+      </w:r>
+      <w:r>
+        <w:rPr>
+          <w:rFonts w:ascii="Times New Roman" w:hAnsi="Times New Roman"/>
+          <w:sz w:val="28"/>
+          <w:szCs w:val="28"/>
+        </w:rPr>
+        <w:t xml:space="preserve">помощью </w:t>
+      </w:r>
+      <w:proofErr w:type="spellStart"/>
+      <w:r>
+        <w:rPr>
+          <w:rFonts w:ascii="Times New Roman" w:hAnsi="Times New Roman"/>
+          <w:sz w:val="28"/>
+          <w:szCs w:val="28"/>
+        </w:rPr>
+        <w:t>Log.d</w:t>
+      </w:r>
+      <w:proofErr w:type="spellEnd"/>
+      <w:r>
+        <w:rPr>
+          <w:rFonts w:ascii="Times New Roman" w:hAnsi="Times New Roman"/>
+          <w:sz w:val="28"/>
+          <w:szCs w:val="28"/>
+        </w:rPr>
+        <w:t xml:space="preserve">(), что позволило </w:t>
+      </w:r>
+      <w:r>
+        <w:rPr>
+          <w:rFonts w:ascii="Times New Roman" w:hAnsi="Times New Roman"/>
+          <w:sz w:val="28"/>
+          <w:szCs w:val="28"/>
+        </w:rPr>
+        <w:t xml:space="preserve">через </w:t>
+      </w:r>
+      <w:proofErr w:type="spellStart"/>
+      <w:r>
+        <w:rPr>
+          <w:rFonts w:ascii="Times New Roman" w:hAnsi="Times New Roman"/>
+          <w:sz w:val="28"/>
+          <w:szCs w:val="28"/>
+        </w:rPr>
+        <w:t>LogCat</w:t>
+      </w:r>
+      <w:proofErr w:type="spellEnd"/>
+      <w:r>
+        <w:rPr>
+          <w:rFonts w:ascii="Times New Roman" w:hAnsi="Times New Roman"/>
+          <w:sz w:val="28"/>
+          <w:szCs w:val="28"/>
+        </w:rPr>
+        <w:t xml:space="preserve"> наглядно отследить </w:t>
+      </w:r>
+      <w:r>
+        <w:rPr>
+          <w:rFonts w:ascii="Times New Roman" w:hAnsi="Times New Roman"/>
+          <w:sz w:val="28"/>
+          <w:szCs w:val="28"/>
+        </w:rPr>
+        <w:t>последовательность состояний приложения при запуске, сворачивании и закрытии.</w:t>
+      </w:r>
+      <w:r>
+        <w:rPr>
+          <w:rFonts w:ascii="Times New Roman" w:hAnsi="Times New Roman"/>
+          <w:sz w:val="28"/>
+          <w:szCs w:val="28"/>
+        </w:rPr>
+        <w:t xml:space="preserve"> </w:t>
+      </w:r>
+      <w:r>
+        <w:rPr>
+          <w:rFonts w:ascii="Times New Roman" w:hAnsi="Times New Roman"/>
+          <w:sz w:val="28"/>
+          <w:szCs w:val="28"/>
+        </w:rPr>
+        <w:t>Также была создана вторая активность, переход на которую реализован двумя</w:t>
+      </w:r>
+      <w:r>
+        <w:rPr>
+          <w:rFonts w:ascii="Times New Roman" w:hAnsi="Times New Roman"/>
+          <w:sz w:val="28"/>
+          <w:szCs w:val="28"/>
+        </w:rPr>
+        <w:t xml:space="preserve"> </w:t>
+      </w:r>
+      <w:r>
+        <w:rPr>
+          <w:rFonts w:ascii="Times New Roman" w:hAnsi="Times New Roman"/>
+          <w:sz w:val="28"/>
+          <w:szCs w:val="28"/>
+        </w:rPr>
+        <w:t xml:space="preserve">способами: декларативно (через атрибут </w:t>
+      </w:r>
+      <w:proofErr w:type="spellStart"/>
+      <w:proofErr w:type="gramStart"/>
+      <w:r>
+        <w:rPr>
+          <w:rFonts w:ascii="Times New Roman" w:hAnsi="Times New Roman"/>
+          <w:sz w:val="28"/>
+          <w:szCs w:val="28"/>
+        </w:rPr>
+        <w:t>android:onClick</w:t>
+      </w:r>
+      <w:proofErr w:type="spellEnd"/>
+      <w:proofErr w:type="gramEnd"/>
+      <w:r>
+        <w:rPr>
+          <w:rFonts w:ascii="Times New Roman" w:hAnsi="Times New Roman"/>
+          <w:sz w:val="28"/>
+          <w:szCs w:val="28"/>
+        </w:rPr>
+        <w:t xml:space="preserve"> в разметке) и </w:t>
+      </w:r>
+      <w:proofErr w:type="spellStart"/>
+      <w:r>
+        <w:rPr>
+          <w:rFonts w:ascii="Times New Roman" w:hAnsi="Times New Roman"/>
+          <w:sz w:val="28"/>
+          <w:szCs w:val="28"/>
+        </w:rPr>
+        <w:t>программно</w:t>
+      </w:r>
+      <w:proofErr w:type="spellEnd"/>
+      <w:r>
+        <w:rPr>
+          <w:rFonts w:ascii="Times New Roman" w:hAnsi="Times New Roman"/>
+          <w:sz w:val="28"/>
+          <w:szCs w:val="28"/>
+        </w:rPr>
+        <w:t xml:space="preserve"> (с помощью слушателя нажатий).</w:t>
+      </w:r>
+      <w:r>
+        <w:rPr>
+          <w:rFonts w:ascii="Times New Roman" w:hAnsi="Times New Roman"/>
+          <w:sz w:val="28"/>
+          <w:szCs w:val="28"/>
+        </w:rPr>
+        <w:t xml:space="preserve"> </w:t>
+      </w:r>
+      <w:r>
+        <w:rPr>
+          <w:rFonts w:ascii="Times New Roman" w:hAnsi="Times New Roman"/>
+          <w:sz w:val="28"/>
+          <w:szCs w:val="28"/>
+        </w:rPr>
+        <w:t xml:space="preserve">При открытии второго экрана организована </w:t>
+      </w:r>
+      <w:r>
+        <w:rPr>
+          <w:rFonts w:ascii="Times New Roman" w:hAnsi="Times New Roman"/>
+          <w:sz w:val="28"/>
+          <w:szCs w:val="28"/>
         </w:rPr>
         <w:lastRenderedPageBreak/>
+        <w:t xml:space="preserve">передача данных через </w:t>
+      </w:r>
+      <w:proofErr w:type="spellStart"/>
+      <w:r>
+        <w:rPr>
+          <w:rFonts w:ascii="Times New Roman" w:hAnsi="Times New Roman"/>
+          <w:sz w:val="28"/>
+          <w:szCs w:val="28"/>
+        </w:rPr>
+        <w:t>Intent</w:t>
+      </w:r>
+      <w:proofErr w:type="spellEnd"/>
+      <w:r>
+        <w:rPr>
+          <w:rFonts w:ascii="Times New Roman" w:hAnsi="Times New Roman"/>
+          <w:sz w:val="28"/>
+          <w:szCs w:val="28"/>
+        </w:rPr>
+        <w:t xml:space="preserve"> — с</w:t>
+      </w:r>
+      <w:r>
+        <w:rPr>
+          <w:rFonts w:ascii="Times New Roman" w:hAnsi="Times New Roman"/>
+          <w:sz w:val="28"/>
+          <w:szCs w:val="28"/>
+        </w:rPr>
+        <w:t xml:space="preserve"> </w:t>
+      </w:r>
+      <w:r>
+        <w:rPr>
+          <w:rFonts w:ascii="Times New Roman" w:hAnsi="Times New Roman"/>
+          <w:sz w:val="28"/>
+          <w:szCs w:val="28"/>
+        </w:rPr>
+        <w:t>главного экрана успешно передаются введенные пользователем ФИО, номер группы,</w:t>
+      </w:r>
+      <w:r>
+        <w:rPr>
+          <w:rFonts w:ascii="Times New Roman" w:hAnsi="Times New Roman"/>
+          <w:sz w:val="28"/>
+          <w:szCs w:val="28"/>
+        </w:rPr>
+        <w:t xml:space="preserve"> </w:t>
+      </w:r>
+      <w:r>
+        <w:rPr>
+          <w:rFonts w:ascii="Times New Roman" w:hAnsi="Times New Roman"/>
+          <w:sz w:val="28"/>
+          <w:szCs w:val="28"/>
+        </w:rPr>
+        <w:t>возраст и желаемая оценка.</w:t>
+      </w:r>
+    </w:p>
+    <w:p>
+      <w:pPr>
+        <w:ind w:firstLine="708"/>
+        <w:rPr>
+          <w:rFonts w:ascii="Times New Roman" w:hAnsi="Times New Roman"/>
+          <w:sz w:val="28"/>
+          <w:szCs w:val="28"/>
+        </w:rPr>
+      </w:pPr>
+      <w:r>
+        <w:rPr>
+          <w:rFonts w:ascii="Times New Roman" w:hAnsi="Times New Roman"/>
+          <w:sz w:val="28"/>
+          <w:szCs w:val="28"/>
+        </w:rPr>
         <w:drawing>
-          <wp:anchor distT="0" distB="0" distL="114300" distR="114300" simplePos="0" relativeHeight="251660288" behindDoc="0" locked="0" layoutInCell="1" allowOverlap="1" wp14:anchorId="5772179C" wp14:editId="4F009AD5">
+          <wp:anchor distT="0" distB="0" distL="114300" distR="114300" simplePos="0" relativeHeight="251660288" behindDoc="0" locked="0" layoutInCell="1" allowOverlap="1" wp14:anchorId="222BED0E" wp14:editId="0A31F453">
             <wp:simplePos x="0" y="0"/>
             <wp:positionH relativeFrom="column">
-              <wp:posOffset>2758440</wp:posOffset>
+              <wp:posOffset>3110865</wp:posOffset>
             </wp:positionH>
             <wp:positionV relativeFrom="paragraph">
-              <wp:posOffset>-602615</wp:posOffset>
+              <wp:posOffset>234315</wp:posOffset>
             </wp:positionV>
-            <wp:extent cx="3429000" cy="4473645"/>
-            <wp:effectExtent l="0" t="0" r="0" b="3175"/>
+            <wp:extent cx="2162175" cy="4819727"/>
+            <wp:effectExtent l="0" t="0" r="0" b="0"/>
             <wp:wrapNone/>
-            <wp:docPr id="11" name="Рисунок 11"/>
+            <wp:docPr id="5" name="Рисунок 5"/>
             <wp:cNvGraphicFramePr>
               <a:graphicFrameLocks xmlns:a="http://schemas.openxmlformats.org/drawingml/2006/main" noChangeAspect="1"/>
             </wp:cNvGraphicFramePr>
@@ -2131,7 +1968,7 @@
                     <pic:cNvPicPr/>
                   </pic:nvPicPr>
                   <pic:blipFill>
-                    <a:blip r:embed="rId10">
+                    <a:blip r:embed="rId6">
                       <a:extLst>
                         <a:ext uri="{28A0092B-C50C-407E-A947-70E740481C1C}">
                           <a14:useLocalDpi xmlns:a14="http://schemas.microsoft.com/office/drawing/2010/main" val="0"/>
@@ -2145,7 +1982,7 @@
                   <pic:spPr>
                     <a:xfrm>
                       <a:off x="0" y="0"/>
-                      <a:ext cx="3429000" cy="4473645"/>
+                      <a:ext cx="2162175" cy="4819727"/>
                     </a:xfrm>
                     <a:prstGeom prst="rect">
                       <a:avLst/>
@@ -2163,28 +2000,25 @@
           </wp:anchor>
         </w:drawing>
       </w:r>
-      <w:bookmarkEnd w:id="0"/>
-      <w:r>
-        <w:rPr>
-          <w:rFonts w:ascii="Times New Roman" w:hAnsi="Times New Roman"/>
-          <w:b/>
-          <w:sz w:val="32"/>
-          <w:szCs w:val="32"/>
-          <w:lang w:val="en-US"/>
+      <w:r>
+        <w:rPr>
+          <w:rFonts w:ascii="Times New Roman" w:hAnsi="Times New Roman"/>
+          <w:sz w:val="28"/>
+          <w:szCs w:val="28"/>
         </w:rPr>
         <w:drawing>
-          <wp:anchor distT="0" distB="0" distL="114300" distR="114300" simplePos="0" relativeHeight="251658240" behindDoc="0" locked="0" layoutInCell="1" allowOverlap="1" wp14:anchorId="7BE4BC20" wp14:editId="111204E0">
+          <wp:anchor distT="0" distB="0" distL="114300" distR="114300" simplePos="0" relativeHeight="251659264" behindDoc="0" locked="0" layoutInCell="1" allowOverlap="1" wp14:anchorId="2AC3EE5C" wp14:editId="399BFC6A">
             <wp:simplePos x="0" y="0"/>
             <wp:positionH relativeFrom="column">
-              <wp:posOffset>-851535</wp:posOffset>
+              <wp:posOffset>-184786</wp:posOffset>
             </wp:positionH>
             <wp:positionV relativeFrom="paragraph">
-              <wp:posOffset>-558165</wp:posOffset>
+              <wp:posOffset>244475</wp:posOffset>
             </wp:positionV>
-            <wp:extent cx="3333424" cy="4429125"/>
-            <wp:effectExtent l="0" t="0" r="635" b="0"/>
+            <wp:extent cx="2295525" cy="4794830"/>
+            <wp:effectExtent l="0" t="0" r="0" b="6350"/>
             <wp:wrapNone/>
-            <wp:docPr id="10" name="Рисунок 10"/>
+            <wp:docPr id="4" name="Рисунок 4"/>
             <wp:cNvGraphicFramePr>
               <a:graphicFrameLocks xmlns:a="http://schemas.openxmlformats.org/drawingml/2006/main" noChangeAspect="1"/>
             </wp:cNvGraphicFramePr>
@@ -2196,7 +2030,7 @@
                     <pic:cNvPicPr/>
                   </pic:nvPicPr>
                   <pic:blipFill>
-                    <a:blip r:embed="rId11">
+                    <a:blip r:embed="rId7">
                       <a:extLst>
                         <a:ext uri="{28A0092B-C50C-407E-A947-70E740481C1C}">
                           <a14:useLocalDpi xmlns:a14="http://schemas.microsoft.com/office/drawing/2010/main" val="0"/>
@@ -2210,7 +2044,7 @@
                   <pic:spPr>
                     <a:xfrm>
                       <a:off x="0" y="0"/>
-                      <a:ext cx="3341412" cy="4439738"/>
+                      <a:ext cx="2301337" cy="4806970"/>
                     </a:xfrm>
                     <a:prstGeom prst="rect">
                       <a:avLst/>
@@ -2231,303 +2065,459 @@
     </w:p>
     <w:p>
       <w:pPr>
+        <w:ind w:firstLine="708"/>
+        <w:rPr>
+          <w:rFonts w:ascii="Times New Roman" w:hAnsi="Times New Roman"/>
+          <w:sz w:val="28"/>
+          <w:szCs w:val="28"/>
+        </w:rPr>
+      </w:pPr>
+    </w:p>
+    <w:p>
+      <w:pPr>
+        <w:ind w:firstLine="708"/>
+        <w:rPr>
+          <w:rFonts w:ascii="Times New Roman" w:hAnsi="Times New Roman"/>
+          <w:sz w:val="28"/>
+          <w:szCs w:val="28"/>
+        </w:rPr>
+      </w:pPr>
+    </w:p>
+    <w:p>
+      <w:pPr>
+        <w:ind w:firstLine="708"/>
+        <w:rPr>
+          <w:rFonts w:ascii="Times New Roman" w:hAnsi="Times New Roman"/>
+          <w:sz w:val="28"/>
+          <w:szCs w:val="28"/>
+        </w:rPr>
+      </w:pPr>
+    </w:p>
+    <w:p>
+      <w:pPr>
+        <w:ind w:firstLine="708"/>
+        <w:rPr>
+          <w:rFonts w:ascii="Times New Roman" w:hAnsi="Times New Roman"/>
+          <w:sz w:val="28"/>
+          <w:szCs w:val="28"/>
+        </w:rPr>
+      </w:pPr>
+    </w:p>
+    <w:p>
+      <w:pPr>
+        <w:ind w:firstLine="708"/>
+        <w:rPr>
+          <w:rFonts w:ascii="Times New Roman" w:hAnsi="Times New Roman"/>
+          <w:sz w:val="28"/>
+          <w:szCs w:val="28"/>
+        </w:rPr>
+      </w:pPr>
+    </w:p>
+    <w:p>
+      <w:pPr>
+        <w:ind w:firstLine="708"/>
+        <w:rPr>
+          <w:rFonts w:ascii="Times New Roman" w:hAnsi="Times New Roman"/>
+          <w:sz w:val="28"/>
+          <w:szCs w:val="28"/>
+        </w:rPr>
+      </w:pPr>
+    </w:p>
+    <w:p>
+      <w:pPr>
+        <w:ind w:firstLine="708"/>
+        <w:rPr>
+          <w:rFonts w:ascii="Times New Roman" w:hAnsi="Times New Roman"/>
+          <w:sz w:val="28"/>
+          <w:szCs w:val="28"/>
+        </w:rPr>
+      </w:pPr>
+    </w:p>
+    <w:p>
+      <w:pPr>
+        <w:ind w:firstLine="708"/>
+        <w:rPr>
+          <w:rFonts w:ascii="Times New Roman" w:hAnsi="Times New Roman"/>
+          <w:sz w:val="28"/>
+          <w:szCs w:val="28"/>
+        </w:rPr>
+      </w:pPr>
+    </w:p>
+    <w:p>
+      <w:pPr>
+        <w:ind w:firstLine="708"/>
+        <w:rPr>
+          <w:rFonts w:ascii="Times New Roman" w:hAnsi="Times New Roman"/>
+          <w:sz w:val="28"/>
+          <w:szCs w:val="28"/>
+        </w:rPr>
+      </w:pPr>
+    </w:p>
+    <w:p>
+      <w:pPr>
+        <w:ind w:firstLine="708"/>
+        <w:rPr>
+          <w:rFonts w:ascii="Times New Roman" w:hAnsi="Times New Roman"/>
+          <w:sz w:val="28"/>
+          <w:szCs w:val="28"/>
+        </w:rPr>
+      </w:pPr>
+    </w:p>
+    <w:p>
+      <w:pPr>
+        <w:ind w:firstLine="708"/>
+        <w:rPr>
+          <w:rFonts w:ascii="Times New Roman" w:hAnsi="Times New Roman"/>
+          <w:sz w:val="28"/>
+          <w:szCs w:val="28"/>
+        </w:rPr>
+      </w:pPr>
+    </w:p>
+    <w:p>
+      <w:pPr>
+        <w:ind w:firstLine="708"/>
+        <w:rPr>
+          <w:rFonts w:ascii="Times New Roman" w:hAnsi="Times New Roman"/>
+          <w:sz w:val="28"/>
+          <w:szCs w:val="28"/>
+        </w:rPr>
+      </w:pPr>
+    </w:p>
+    <w:p>
+      <w:pPr>
+        <w:ind w:firstLine="708"/>
+        <w:rPr>
+          <w:rFonts w:ascii="Times New Roman" w:hAnsi="Times New Roman"/>
+          <w:sz w:val="28"/>
+          <w:szCs w:val="28"/>
+        </w:rPr>
+      </w:pPr>
+    </w:p>
+    <w:p>
+      <w:pPr>
+        <w:ind w:firstLine="708"/>
+        <w:rPr>
+          <w:rFonts w:ascii="Times New Roman" w:hAnsi="Times New Roman"/>
+          <w:sz w:val="28"/>
+          <w:szCs w:val="28"/>
+        </w:rPr>
+      </w:pPr>
+    </w:p>
+    <w:p>
+      <w:pPr>
+        <w:ind w:firstLine="708"/>
+        <w:rPr>
+          <w:rFonts w:ascii="Times New Roman" w:hAnsi="Times New Roman"/>
+          <w:sz w:val="28"/>
+          <w:szCs w:val="28"/>
+        </w:rPr>
+      </w:pPr>
+    </w:p>
+    <w:p>
+      <w:pPr>
+        <w:ind w:firstLine="708"/>
+        <w:rPr>
+          <w:rFonts w:ascii="Times New Roman" w:hAnsi="Times New Roman"/>
+          <w:sz w:val="28"/>
+          <w:szCs w:val="28"/>
+        </w:rPr>
+      </w:pPr>
+    </w:p>
+    <w:p>
+      <w:pPr>
+        <w:ind w:firstLine="708"/>
+        <w:rPr>
+          <w:rFonts w:ascii="Times New Roman" w:hAnsi="Times New Roman"/>
+          <w:sz w:val="28"/>
+          <w:szCs w:val="28"/>
+        </w:rPr>
+      </w:pPr>
+    </w:p>
+    <w:p>
+      <w:pPr>
         <w:jc w:val="center"/>
         <w:rPr>
           <w:rFonts w:ascii="Times New Roman" w:hAnsi="Times New Roman"/>
           <w:b/>
           <w:sz w:val="32"/>
           <w:szCs w:val="32"/>
-          <w:lang w:val="en-US"/>
-        </w:rPr>
-      </w:pPr>
-    </w:p>
-    <w:p>
-      <w:pPr>
-        <w:jc w:val="center"/>
+        </w:rPr>
+      </w:pPr>
+      <w:r>
         <w:rPr>
           <w:rFonts w:ascii="Times New Roman" w:hAnsi="Times New Roman"/>
           <w:b/>
           <w:sz w:val="32"/>
           <w:szCs w:val="32"/>
+        </w:rPr>
+        <w:t>Заключение</w:t>
+      </w:r>
+    </w:p>
+    <w:p>
+      <w:pPr>
+        <w:ind w:firstLine="708"/>
+        <w:rPr>
+          <w:rFonts w:ascii="Times New Roman" w:hAnsi="Times New Roman"/>
+          <w:sz w:val="28"/>
+          <w:szCs w:val="28"/>
+        </w:rPr>
+      </w:pPr>
+      <w:r>
+        <w:rPr>
+          <w:rFonts w:ascii="Times New Roman" w:hAnsi="Times New Roman"/>
+          <w:sz w:val="28"/>
+          <w:szCs w:val="28"/>
+        </w:rPr>
+        <w:t>В ходе выполнения практической работы бы</w:t>
+      </w:r>
+      <w:r>
+        <w:rPr>
+          <w:rFonts w:ascii="Times New Roman" w:hAnsi="Times New Roman"/>
+          <w:sz w:val="28"/>
+          <w:szCs w:val="28"/>
+        </w:rPr>
+        <w:t xml:space="preserve">ли получены практические навыки </w:t>
+      </w:r>
+      <w:r>
+        <w:rPr>
+          <w:rFonts w:ascii="Times New Roman" w:hAnsi="Times New Roman"/>
+          <w:sz w:val="28"/>
+          <w:szCs w:val="28"/>
+        </w:rPr>
+        <w:t xml:space="preserve">разработки мобильных приложений на платформе </w:t>
+      </w:r>
+      <w:proofErr w:type="spellStart"/>
+      <w:r>
+        <w:rPr>
+          <w:rFonts w:ascii="Times New Roman" w:hAnsi="Times New Roman"/>
+          <w:sz w:val="28"/>
+          <w:szCs w:val="28"/>
+        </w:rPr>
+        <w:t>Android</w:t>
+      </w:r>
+      <w:proofErr w:type="spellEnd"/>
+      <w:r>
+        <w:rPr>
+          <w:rFonts w:ascii="Times New Roman" w:hAnsi="Times New Roman"/>
+          <w:sz w:val="28"/>
+          <w:szCs w:val="28"/>
+        </w:rPr>
+        <w:t>. Я научился(ась) создавать</w:t>
+      </w:r>
+      <w:r>
+        <w:rPr>
+          <w:rFonts w:ascii="Times New Roman" w:hAnsi="Times New Roman"/>
+          <w:sz w:val="28"/>
+          <w:szCs w:val="28"/>
+        </w:rPr>
+        <w:t xml:space="preserve"> </w:t>
+      </w:r>
+      <w:r>
+        <w:rPr>
+          <w:rFonts w:ascii="Times New Roman" w:hAnsi="Times New Roman"/>
+          <w:sz w:val="28"/>
+          <w:szCs w:val="28"/>
+        </w:rPr>
+        <w:t>пользовательский интерфейс, понимаю принципы работы жизненного цикла приложения</w:t>
+      </w:r>
+      <w:r>
+        <w:rPr>
+          <w:rFonts w:ascii="Times New Roman" w:hAnsi="Times New Roman"/>
+          <w:sz w:val="28"/>
+          <w:szCs w:val="28"/>
+        </w:rPr>
+        <w:t xml:space="preserve"> </w:t>
+      </w:r>
+      <w:r>
+        <w:rPr>
+          <w:rFonts w:ascii="Times New Roman" w:hAnsi="Times New Roman"/>
+          <w:sz w:val="28"/>
+          <w:szCs w:val="28"/>
+        </w:rPr>
+        <w:t xml:space="preserve">и умею отслеживать состояния активности с помощью </w:t>
+      </w:r>
+      <w:proofErr w:type="spellStart"/>
+      <w:r>
+        <w:rPr>
+          <w:rFonts w:ascii="Times New Roman" w:hAnsi="Times New Roman"/>
+          <w:sz w:val="28"/>
+          <w:szCs w:val="28"/>
+        </w:rPr>
+        <w:t>логирования</w:t>
+      </w:r>
+      <w:proofErr w:type="spellEnd"/>
+      <w:r>
+        <w:rPr>
+          <w:rFonts w:ascii="Times New Roman" w:hAnsi="Times New Roman"/>
+          <w:sz w:val="28"/>
+          <w:szCs w:val="28"/>
+        </w:rPr>
+        <w:t>. Кроме того, был</w:t>
+      </w:r>
+      <w:r>
+        <w:rPr>
+          <w:rFonts w:ascii="Times New Roman" w:hAnsi="Times New Roman"/>
+          <w:sz w:val="28"/>
+          <w:szCs w:val="28"/>
+        </w:rPr>
+        <w:t xml:space="preserve"> </w:t>
+      </w:r>
+      <w:r>
+        <w:rPr>
+          <w:rFonts w:ascii="Times New Roman" w:hAnsi="Times New Roman"/>
+          <w:sz w:val="28"/>
+          <w:szCs w:val="28"/>
+        </w:rPr>
+        <w:t>освоен механизм переключения между экранами и передачи данных между</w:t>
+      </w:r>
+      <w:r>
+        <w:rPr>
+          <w:rFonts w:ascii="Times New Roman" w:hAnsi="Times New Roman"/>
+          <w:sz w:val="28"/>
+          <w:szCs w:val="28"/>
+        </w:rPr>
+        <w:t xml:space="preserve"> </w:t>
+      </w:r>
+      <w:r>
+        <w:rPr>
+          <w:rFonts w:ascii="Times New Roman" w:hAnsi="Times New Roman"/>
+          <w:sz w:val="28"/>
+          <w:szCs w:val="28"/>
+        </w:rPr>
+        <w:t xml:space="preserve">активностями, что является фундаментальной основой для создания </w:t>
+      </w:r>
+      <w:proofErr w:type="spellStart"/>
+      <w:r>
+        <w:rPr>
+          <w:rFonts w:ascii="Times New Roman" w:hAnsi="Times New Roman"/>
+          <w:sz w:val="28"/>
+          <w:szCs w:val="28"/>
+        </w:rPr>
+        <w:t>многоэкранных</w:t>
+      </w:r>
+      <w:proofErr w:type="spellEnd"/>
+      <w:r>
+        <w:rPr>
+          <w:rFonts w:ascii="Times New Roman" w:hAnsi="Times New Roman"/>
+          <w:sz w:val="28"/>
+          <w:szCs w:val="28"/>
+        </w:rPr>
+        <w:t xml:space="preserve"> </w:t>
+      </w:r>
+      <w:r>
+        <w:rPr>
+          <w:rFonts w:ascii="Times New Roman" w:hAnsi="Times New Roman"/>
+          <w:sz w:val="28"/>
+          <w:szCs w:val="28"/>
+        </w:rPr>
+        <w:t>приложений.</w:t>
+      </w:r>
+    </w:p>
+    <w:p>
+      <w:pPr>
+        <w:ind w:firstLine="708"/>
+        <w:rPr>
+          <w:rFonts w:ascii="Times New Roman" w:hAnsi="Times New Roman"/>
+          <w:sz w:val="28"/>
+          <w:szCs w:val="28"/>
           <w:lang w:val="en-US"/>
         </w:rPr>
       </w:pPr>
     </w:p>
     <w:p>
       <w:pPr>
-        <w:jc w:val="center"/>
-        <w:rPr>
-          <w:rFonts w:ascii="Times New Roman" w:hAnsi="Times New Roman"/>
-          <w:b/>
-          <w:sz w:val="32"/>
-          <w:szCs w:val="32"/>
+        <w:ind w:firstLine="708"/>
+        <w:rPr>
+          <w:rFonts w:ascii="Times New Roman" w:hAnsi="Times New Roman"/>
+          <w:sz w:val="28"/>
+          <w:szCs w:val="28"/>
+        </w:rPr>
+      </w:pPr>
+      <w:r>
+        <w:rPr>
+          <w:rFonts w:ascii="Times New Roman" w:hAnsi="Times New Roman"/>
+          <w:sz w:val="28"/>
+          <w:szCs w:val="28"/>
           <w:lang w:val="en-US"/>
         </w:rPr>
-      </w:pPr>
-    </w:p>
-    <w:p>
-      <w:pPr>
-        <w:jc w:val="center"/>
-        <w:rPr>
-          <w:rFonts w:ascii="Times New Roman" w:hAnsi="Times New Roman"/>
-          <w:b/>
-          <w:sz w:val="32"/>
-          <w:szCs w:val="32"/>
+        <w:t>https</w:t>
+      </w:r>
+      <w:r>
+        <w:rPr>
+          <w:rFonts w:ascii="Times New Roman" w:hAnsi="Times New Roman"/>
+          <w:sz w:val="28"/>
+          <w:szCs w:val="28"/>
+        </w:rPr>
+        <w:t>://</w:t>
+      </w:r>
+      <w:proofErr w:type="spellStart"/>
+      <w:r>
+        <w:rPr>
+          <w:rFonts w:ascii="Times New Roman" w:hAnsi="Times New Roman"/>
+          <w:sz w:val="28"/>
+          <w:szCs w:val="28"/>
           <w:lang w:val="en-US"/>
         </w:rPr>
-      </w:pPr>
-    </w:p>
-    <w:p>
-      <w:pPr>
-        <w:jc w:val="center"/>
-        <w:rPr>
-          <w:rFonts w:ascii="Times New Roman" w:hAnsi="Times New Roman"/>
-          <w:b/>
-          <w:sz w:val="32"/>
-          <w:szCs w:val="32"/>
+        <w:t>github</w:t>
+      </w:r>
+      <w:proofErr w:type="spellEnd"/>
+      <w:r>
+        <w:rPr>
+          <w:rFonts w:ascii="Times New Roman" w:hAnsi="Times New Roman"/>
+          <w:sz w:val="28"/>
+          <w:szCs w:val="28"/>
+        </w:rPr>
+        <w:t>.</w:t>
+      </w:r>
+      <w:r>
+        <w:rPr>
+          <w:rFonts w:ascii="Times New Roman" w:hAnsi="Times New Roman"/>
+          <w:sz w:val="28"/>
+          <w:szCs w:val="28"/>
           <w:lang w:val="en-US"/>
         </w:rPr>
-      </w:pPr>
-    </w:p>
-    <w:p>
-      <w:pPr>
-        <w:jc w:val="center"/>
-        <w:rPr>
-          <w:rFonts w:ascii="Times New Roman" w:hAnsi="Times New Roman"/>
-          <w:b/>
-          <w:sz w:val="32"/>
-          <w:szCs w:val="32"/>
+        <w:t>com</w:t>
+      </w:r>
+      <w:r>
+        <w:rPr>
+          <w:rFonts w:ascii="Times New Roman" w:hAnsi="Times New Roman"/>
+          <w:sz w:val="28"/>
+          <w:szCs w:val="28"/>
+        </w:rPr>
+        <w:t>/</w:t>
+      </w:r>
+      <w:proofErr w:type="spellStart"/>
+      <w:r>
+        <w:rPr>
+          <w:rFonts w:ascii="Times New Roman" w:hAnsi="Times New Roman"/>
+          <w:sz w:val="28"/>
+          <w:szCs w:val="28"/>
           <w:lang w:val="en-US"/>
         </w:rPr>
-      </w:pPr>
-    </w:p>
-    <w:p>
-      <w:pPr>
-        <w:jc w:val="center"/>
-        <w:rPr>
-          <w:rFonts w:ascii="Times New Roman" w:hAnsi="Times New Roman"/>
-          <w:b/>
-          <w:sz w:val="32"/>
-          <w:szCs w:val="32"/>
+        <w:t>KoritiM</w:t>
+      </w:r>
+      <w:proofErr w:type="spellEnd"/>
+      <w:r>
+        <w:rPr>
+          <w:rFonts w:ascii="Times New Roman" w:hAnsi="Times New Roman"/>
+          <w:sz w:val="28"/>
+          <w:szCs w:val="28"/>
+        </w:rPr>
+        <w:t>/</w:t>
+      </w:r>
+      <w:proofErr w:type="spellStart"/>
+      <w:r>
+        <w:rPr>
+          <w:rFonts w:ascii="Times New Roman" w:hAnsi="Times New Roman"/>
+          <w:sz w:val="28"/>
+          <w:szCs w:val="28"/>
           <w:lang w:val="en-US"/>
         </w:rPr>
-      </w:pPr>
-    </w:p>
-    <w:p>
-      <w:pPr>
-        <w:jc w:val="center"/>
-        <w:rPr>
-          <w:rFonts w:ascii="Times New Roman" w:hAnsi="Times New Roman"/>
-          <w:b/>
-          <w:sz w:val="32"/>
-          <w:szCs w:val="32"/>
-          <w:lang w:val="en-US"/>
-        </w:rPr>
-      </w:pPr>
-    </w:p>
-    <w:p>
-      <w:pPr>
-        <w:jc w:val="center"/>
-        <w:rPr>
-          <w:rFonts w:ascii="Times New Roman" w:hAnsi="Times New Roman"/>
-          <w:b/>
-          <w:sz w:val="32"/>
-          <w:szCs w:val="32"/>
-          <w:lang w:val="en-US"/>
-        </w:rPr>
-      </w:pPr>
-    </w:p>
-    <w:p>
-      <w:pPr>
-        <w:jc w:val="center"/>
-        <w:rPr>
-          <w:rFonts w:ascii="Times New Roman" w:hAnsi="Times New Roman"/>
-          <w:b/>
-          <w:sz w:val="32"/>
-          <w:szCs w:val="32"/>
-          <w:lang w:val="en-US"/>
-        </w:rPr>
-      </w:pPr>
-    </w:p>
-    <w:p>
-      <w:pPr>
-        <w:jc w:val="center"/>
-        <w:rPr>
-          <w:rFonts w:ascii="Times New Roman" w:hAnsi="Times New Roman"/>
-          <w:b/>
-          <w:sz w:val="32"/>
-          <w:szCs w:val="32"/>
-          <w:lang w:val="en-US"/>
-        </w:rPr>
-      </w:pPr>
-    </w:p>
-    <w:p>
-      <w:pPr>
-        <w:jc w:val="center"/>
-        <w:rPr>
-          <w:rFonts w:ascii="Times New Roman" w:hAnsi="Times New Roman"/>
-          <w:b/>
-          <w:sz w:val="32"/>
-          <w:szCs w:val="32"/>
-          <w:lang w:val="en-US"/>
-        </w:rPr>
-      </w:pPr>
-    </w:p>
-    <w:p>
-      <w:pPr>
-        <w:jc w:val="center"/>
-        <w:rPr>
-          <w:rFonts w:ascii="Times New Roman" w:hAnsi="Times New Roman"/>
-          <w:b/>
-          <w:sz w:val="32"/>
-          <w:szCs w:val="32"/>
-          <w:lang w:val="en-US"/>
-        </w:rPr>
-      </w:pPr>
-    </w:p>
-    <w:p>
-      <w:pPr>
-        <w:jc w:val="center"/>
-        <w:rPr>
-          <w:rFonts w:ascii="Times New Roman" w:hAnsi="Times New Roman"/>
-          <w:b/>
-          <w:sz w:val="32"/>
-          <w:szCs w:val="32"/>
-          <w:lang w:val="en-US"/>
-        </w:rPr>
-      </w:pPr>
-    </w:p>
-    <w:p>
-      <w:pPr>
-        <w:jc w:val="center"/>
-        <w:rPr>
-          <w:rFonts w:ascii="Times New Roman" w:hAnsi="Times New Roman"/>
-          <w:b/>
-          <w:sz w:val="32"/>
-          <w:szCs w:val="32"/>
-          <w:lang w:val="en-US"/>
-        </w:rPr>
-      </w:pPr>
-    </w:p>
-    <w:p>
-      <w:pPr>
-        <w:jc w:val="center"/>
-        <w:rPr>
-          <w:rFonts w:ascii="Times New Roman" w:hAnsi="Times New Roman"/>
-          <w:b/>
-          <w:sz w:val="32"/>
-          <w:szCs w:val="32"/>
-          <w:lang w:val="en-US"/>
-        </w:rPr>
-      </w:pPr>
-    </w:p>
-    <w:p>
-      <w:pPr>
-        <w:jc w:val="center"/>
-        <w:rPr>
-          <w:rFonts w:ascii="Times New Roman" w:hAnsi="Times New Roman"/>
-          <w:b/>
-          <w:sz w:val="32"/>
-          <w:szCs w:val="32"/>
-          <w:lang w:val="en-US"/>
-        </w:rPr>
-      </w:pPr>
-    </w:p>
-    <w:p>
-      <w:pPr>
-        <w:jc w:val="center"/>
-        <w:rPr>
-          <w:rFonts w:ascii="Times New Roman" w:hAnsi="Times New Roman"/>
-          <w:b/>
-          <w:sz w:val="32"/>
-          <w:szCs w:val="32"/>
-          <w:lang w:val="en-US"/>
-        </w:rPr>
-      </w:pPr>
-    </w:p>
-    <w:p>
-      <w:pPr>
-        <w:jc w:val="center"/>
-        <w:rPr>
-          <w:rFonts w:ascii="Times New Roman" w:hAnsi="Times New Roman"/>
-          <w:b/>
-          <w:sz w:val="32"/>
-          <w:szCs w:val="32"/>
-          <w:lang w:val="en-US"/>
-        </w:rPr>
-      </w:pPr>
-    </w:p>
-    <w:p>
-      <w:pPr>
-        <w:jc w:val="center"/>
-        <w:rPr>
-          <w:rFonts w:ascii="Times New Roman" w:hAnsi="Times New Roman"/>
-          <w:b/>
-          <w:sz w:val="32"/>
-          <w:szCs w:val="32"/>
-          <w:lang w:val="en-US"/>
-        </w:rPr>
-      </w:pPr>
-    </w:p>
-    <w:p>
-      <w:pPr>
-        <w:jc w:val="center"/>
-        <w:rPr>
-          <w:rFonts w:ascii="Times New Roman" w:hAnsi="Times New Roman"/>
-          <w:b/>
-          <w:sz w:val="32"/>
-          <w:szCs w:val="32"/>
-          <w:lang w:val="en-US"/>
-        </w:rPr>
-      </w:pPr>
-    </w:p>
-    <w:p>
-      <w:pPr>
-        <w:jc w:val="center"/>
-        <w:rPr>
-          <w:rFonts w:ascii="Times New Roman" w:hAnsi="Times New Roman"/>
-          <w:b/>
-          <w:sz w:val="32"/>
-          <w:szCs w:val="32"/>
-          <w:lang w:val="en-US"/>
-        </w:rPr>
-      </w:pPr>
-    </w:p>
-    <w:p>
-      <w:pPr>
-        <w:jc w:val="center"/>
-        <w:rPr>
-          <w:rFonts w:ascii="Times New Roman" w:hAnsi="Times New Roman"/>
-          <w:b/>
-          <w:sz w:val="32"/>
-          <w:szCs w:val="32"/>
-          <w:lang w:val="en-US"/>
-        </w:rPr>
-      </w:pPr>
-    </w:p>
-    <w:p>
-      <w:pPr>
-        <w:jc w:val="center"/>
-        <w:rPr>
-          <w:rFonts w:ascii="Times New Roman" w:hAnsi="Times New Roman"/>
-          <w:b/>
-          <w:sz w:val="32"/>
-          <w:szCs w:val="32"/>
-          <w:lang w:val="en-US"/>
-        </w:rPr>
-      </w:pPr>
-    </w:p>
-    <w:p>
-      <w:pPr>
-        <w:jc w:val="center"/>
-        <w:rPr>
-          <w:rFonts w:ascii="Times New Roman" w:hAnsi="Times New Roman"/>
-          <w:b/>
-          <w:sz w:val="32"/>
-          <w:szCs w:val="32"/>
-          <w:lang w:val="en-US"/>
-        </w:rPr>
-      </w:pPr>
+        <w:t>moiProekt</w:t>
+      </w:r>
+      <w:bookmarkStart w:id="0" w:name="_GoBack"/>
+      <w:bookmarkEnd w:id="0"/>
+      <w:proofErr w:type="spellEnd"/>
     </w:p>
     <w:sectPr>
       <w:pgSz w:w="11906" w:h="16838"/>
@@ -2932,7 +2922,7 @@
   <w:style w:type="paragraph" w:default="1" w:styleId="a">
     <w:name w:val="Normal"/>
     <w:qFormat/>
-    <w:rsid w:val="009147B4"/>
+    <w:rsid w:val="00C7707A"/>
     <w:pPr>
       <w:spacing w:line="252" w:lineRule="auto"/>
     </w:pPr>
